--- a/platform_PiN_output/Central_African_Republic___CAR/Param_step1_Central_African_Republic___CAR_1014_12PM.docx
+++ b/platform_PiN_output/Central_African_Republic___CAR/Param_step1_Central_African_Republic___CAR_1014_12PM.docx
@@ -7,7 +7,7 @@
         <w:pStyle w:val="Heading1"/>
       </w:pPr>
       <w:r>
-        <w:t>Parameters Used as Input for the PiN Calculation</w:t>
+        <w:t>Paramètres Utilisés comme Entrée pour le Calcul PiN</w:t>
       </w:r>
     </w:p>
     <w:p>
@@ -15,7 +15,7 @@
         <w:pStyle w:val="Heading2"/>
       </w:pPr>
       <w:r>
-        <w:t>General Information</w:t>
+        <w:t>Informations Générales</w:t>
       </w:r>
     </w:p>
     <w:p>
@@ -23,7 +23,7 @@
         <w:pStyle w:val="ListBullet"/>
       </w:pPr>
       <w:r>
-        <w:t>Country: Central African Republic -- CAR</w:t>
+        <w:t>Pays: Central African Republic -- CAR</w:t>
       </w:r>
     </w:p>
     <w:p>
@@ -31,7 +31,7 @@
         <w:pStyle w:val="ListBullet"/>
       </w:pPr>
       <w:r>
-        <w:t>Date calculation: 14/10/2025 12:26</w:t>
+        <w:t>Date du calcul: 14/10/2025 12:34</w:t>
       </w:r>
     </w:p>
     <w:p>
@@ -39,7 +39,7 @@
         <w:pStyle w:val="Heading2"/>
       </w:pPr>
       <w:r>
-        <w:t>MSNA indicators/variables by dimension</w:t>
+        <w:t>Indicateurs/Variables MSNA par Dimension</w:t>
       </w:r>
     </w:p>
     <w:p>
@@ -50,7 +50,112 @@
         <w:rPr>
           <w:b/>
         </w:rPr>
-        <w:t>Access: edu_access</w:t>
+        <w:t>Accès: edu_access</w:t>
+      </w:r>
+    </w:p>
+    <w:p>
+      <w:pPr>
+        <w:pStyle w:val="ListBullet"/>
+      </w:pPr>
+      <w:r>
+        <w:rPr>
+          <w:b/>
+        </w:rPr>
+        <w:t>Conditions d apprentissage:</w:t>
+      </w:r>
+    </w:p>
+    <w:p>
+      <w:pPr>
+        <w:pStyle w:val="ListBullet2"/>
+      </w:pPr>
+      <w:r>
+        <w:t xml:space="preserve">      Éducation perturbée en raison de l'absence des enseignants: edu_disrupted_teacher</w:t>
+      </w:r>
+    </w:p>
+    <w:p>
+      <w:pPr>
+        <w:pStyle w:val="ListBullet2"/>
+      </w:pPr>
+      <w:r>
+        <w:t xml:space="preserve">      Éducation perturbée en raison d'un aléa naturel: no_indicator</w:t>
+      </w:r>
+    </w:p>
+    <w:p>
+      <w:pPr>
+        <w:pStyle w:val="ListBullet2"/>
+      </w:pPr>
+      <w:r>
+        <w:t xml:space="preserve">      Indicateur supplémentaire (sévérité 3): no_indicator</w:t>
+      </w:r>
+    </w:p>
+    <w:p>
+      <w:pPr>
+        <w:pStyle w:val="ListBullet2"/>
+      </w:pPr>
+      <w:r>
+        <w:t xml:space="preserve">      Indicateur supplémentaire2 (sévérité 3): no_indicator</w:t>
+      </w:r>
+    </w:p>
+    <w:p>
+      <w:pPr>
+        <w:pStyle w:val="ListBullet"/>
+      </w:pPr>
+      <w:r>
+        <w:rPr>
+          <w:b/>
+        </w:rPr>
+        <w:t>Environnement protégé:</w:t>
+      </w:r>
+    </w:p>
+    <w:p>
+      <w:pPr>
+        <w:pStyle w:val="ListBullet2"/>
+      </w:pPr>
+      <w:r>
+        <w:t xml:space="preserve">      Éducation perturbée en raison de l'utilisation de l'école comme abri pour les PDI: edu_disrupted_displaced</w:t>
+      </w:r>
+    </w:p>
+    <w:p>
+      <w:pPr>
+        <w:pStyle w:val="ListBullet2"/>
+      </w:pPr>
+      <w:r>
+        <w:t xml:space="preserve">      Éducation perturbée en raison de l'occupation de l'école par des groupes armés: edu_disrupted_attack</w:t>
+      </w:r>
+    </w:p>
+    <w:p>
+      <w:pPr>
+        <w:pStyle w:val="ListBullet2"/>
+      </w:pPr>
+      <w:r>
+        <w:t xml:space="preserve">      Éducation perturbée en raison d'un aléa naturel: no_indicator</w:t>
+      </w:r>
+    </w:p>
+    <w:p>
+      <w:pPr>
+        <w:pStyle w:val="ListBullet2"/>
+      </w:pPr>
+      <w:r>
+        <w:t xml:space="preserve">      Indicateur supplémentaire (sévérité 4): no_indicator</w:t>
+      </w:r>
+    </w:p>
+    <w:p>
+      <w:pPr>
+        <w:pStyle w:val="ListBullet2"/>
+      </w:pPr>
+      <w:r>
+        <w:t xml:space="preserve">      Indicateur supplémentaire2 (sévérité 4): no_indicator</w:t>
+      </w:r>
+    </w:p>
+    <w:p>
+      <w:pPr>
+        <w:pStyle w:val="ListBullet"/>
+      </w:pPr>
+      <w:r>
+        <w:rPr>
+          <w:b/>
+        </w:rPr>
+        <w:t>Circonstances aggravantes: edu_barrier</w:t>
       </w:r>
     </w:p>
     <w:p>
@@ -58,7 +163,7 @@
         <w:pStyle w:val="Heading2"/>
       </w:pPr>
       <w:r>
-        <w:t>Severity Classification used for this calculation</w:t>
+        <w:t>Classification de Sévérité Utilisée pour ce Calcul</w:t>
       </w:r>
     </w:p>
     <w:p>
@@ -70,10 +175,10 @@
           <w:b/>
           <w:color w:val="FFA500"/>
         </w:rPr>
-        <w:t xml:space="preserve">Severity level 3: </w:t>
+        <w:t xml:space="preserve">Niveau de sévérité 3: </w:t>
       </w:r>
       <w:r>
-        <w:t xml:space="preserve">OoS children who do NOT endure aggravating circumstances or in-school children whose education was disrupted due to: </w:t>
+        <w:t xml:space="preserve">Enfants hors école qui ne subissent PAS de circonstances aggravantes ou enfants scolarisés dont l'éducation a été perturbée en raison de : </w:t>
       </w:r>
       <w:r>
         <w:rPr>
@@ -94,10 +199,10 @@
           <w:b/>
           <w:color w:val="FF8C00"/>
         </w:rPr>
-        <w:t xml:space="preserve">Severity level 4: </w:t>
+        <w:t xml:space="preserve">Niveau de sévérité 4: </w:t>
       </w:r>
       <w:r>
-        <w:t xml:space="preserve">In-school children whose education was disrupted due to </w:t>
+        <w:t xml:space="preserve">Enfants scolarisés dont l'éducation a été perturbée en raison de (indicateur scolarisé) ou enfants hors école confrontés aux circonstances aggravantes suivantes. </w:t>
       </w:r>
       <w:r>
         <w:rPr>
@@ -107,14 +212,6 @@
       </w:r>
       <w:r>
         <w:t>.</w:t>
-      </w:r>
-    </w:p>
-    <w:p>
-      <w:pPr>
-        <w:pStyle w:val="ListBullet2"/>
-      </w:pPr>
-      <w:r>
-        <w:t xml:space="preserve">or OoS facing the following aggravating circumstances: </w:t>
       </w:r>
     </w:p>
     <w:p>
@@ -174,10 +271,10 @@
           <w:b/>
           <w:color w:val="FF4500"/>
         </w:rPr>
-        <w:t xml:space="preserve">Severity level 5: </w:t>
+        <w:t xml:space="preserve">Niveau de sévérité 5: </w:t>
       </w:r>
       <w:r>
-        <w:t xml:space="preserve">In-school children whose education was disrupted due to </w:t>
+        <w:t xml:space="preserve">Enfants scolarisés dont l'éducation a été perturbée en raison de (indicateur scolarisé) ou enfants hors école confrontés aux circonstances aggravantes suivantes. </w:t>
       </w:r>
       <w:r>
         <w:rPr>
@@ -187,14 +284,6 @@
       </w:r>
       <w:r>
         <w:t>.</w:t>
-      </w:r>
-    </w:p>
-    <w:p>
-      <w:pPr>
-        <w:pStyle w:val="ListBullet2"/>
-      </w:pPr>
-      <w:r>
-        <w:t xml:space="preserve">or OoS facing the following aggravating circumstances: </w:t>
       </w:r>
     </w:p>
     <w:p>
@@ -218,7 +307,7 @@
         <w:pStyle w:val="Heading2"/>
       </w:pPr>
       <w:r>
-        <w:t>Administrative Unit</w:t>
+        <w:t>Unité Administrative</w:t>
       </w:r>
     </w:p>
     <w:p>
@@ -226,7 +315,7 @@
         <w:pStyle w:val="ListBullet"/>
       </w:pPr>
       <w:r>
-        <w:t>Hno unit of analysis: Admin_2: Sub-prefectures (sous-préfectures)</w:t>
+        <w:t>Unité d analyse: Admin_2: Sub-prefectures (sous-préfectures)</w:t>
       </w:r>
     </w:p>
     <w:p>
@@ -234,7 +323,7 @@
         <w:pStyle w:val="ListBullet"/>
       </w:pPr>
       <w:r>
-        <w:t>Mismatch admin: False</w:t>
+        <w:t>Décalage admin: False</w:t>
       </w:r>
     </w:p>
     <w:p>
@@ -242,7 +331,7 @@
         <w:pStyle w:val="Heading2"/>
       </w:pPr>
       <w:r>
-        <w:t>School Cycles</w:t>
+        <w:t>Cycles Scolaires</w:t>
       </w:r>
     </w:p>
     <w:p>
@@ -250,7 +339,7 @@
         <w:pStyle w:val="ListBullet"/>
       </w:pPr>
       <w:r>
-        <w:t>Age Ranges: [11, 0]</w:t>
+        <w:t>Tranches d'âge: [11, 0]</w:t>
       </w:r>
     </w:p>
     <w:sectPr>

--- a/platform_PiN_output/Central_African_Republic___CAR/Param_step1_Central_African_Republic___CAR_1014_12PM.docx
+++ b/platform_PiN_output/Central_African_Republic___CAR/Param_step1_Central_African_Republic___CAR_1014_12PM.docx
@@ -31,7 +31,7 @@
         <w:pStyle w:val="ListBullet"/>
       </w:pPr>
       <w:r>
-        <w:t>Date du calcul: 14/10/2025 12:34</w:t>
+        <w:t>Date du calcul: 14/10/2025 12:35</w:t>
       </w:r>
     </w:p>
     <w:p>
